--- a/app/plantillas/GENERICO/CERTIFICADO Antiguedad.docx
+++ b/app/plantillas/GENERICO/CERTIFICADO Antiguedad.docx
@@ -39,7 +39,7 @@
         <w:jc w:val="both"/>
       </w:pPr>
       <w:r>
-        <w:t xml:space="preserve">{RAZON_SOCIAL}, RUT {RUT_EMPRESA}, representada legalmente por don(ña) {NOMBRE_REP_LEGAL}, RUT {RUT_REP_LEGAL}, certifica que don(ña) {NOMBRE_EMPLEADO}, cédula nacional de identidad N° {RUT_EMPLEADO}, presta servicios para esta empresa desde el {FECHA_INGRESO} ({ANTIGUEDAD}), desempeñándose actualmente en el cargo de {CARGO}.</w:t>
+        <w:t xml:space="preserve">{RAZON_SOCIAL}, RUT {RUT_EMPRESA}, representada legalmente por don(ña) {NOMBRE_REP_LEGAL}, RUT {RUT_REP_LEGAL}, certifica que don(ña) {NOMBRE_EMPLEADO}, cédula nacional de identidad N° {RUT_EMPLEADO}, presta servicios para esta empresa desde el {FECHA_INGRESO}, desempeñándose actualmente en el cargo de {CARGO}.</w:t>
       </w:r>
     </w:p>
     <w:p>
